--- a/Hexagonal/Resenha_Arquitetura_Hexagonal.docx
+++ b/Hexagonal/Resenha_Arquitetura_Hexagonal.docx
@@ -11,7 +11,14 @@
           <w:b/>
           <w:bCs/>
         </w:rPr>
-        <w:t>UNIVERSIDADE [NOME DA INSTITUIÇÃO]</w:t>
+        <w:t xml:space="preserve">UNIVERSIDADE </w:t>
+      </w:r>
+      <w:r>
+        <w:rPr>
+          <w:b/>
+          <w:bCs/>
+        </w:rPr>
+        <w:t>PUC Minas</w:t>
       </w:r>
     </w:p>
     <w:p>
